--- a/writing/r2cover_letter.docx
+++ b/writing/r2cover_letter.docx
@@ -12,13 +12,13 @@
         <w:rPr>
           <w:rFonts w:ascii="Arial" w:hAnsi="Arial" w:cs="Arial"/>
         </w:rPr>
-        <w:t>22</w:t>
-      </w:r>
-      <w:r>
-        <w:rPr>
-          <w:rFonts w:ascii="Arial" w:hAnsi="Arial" w:cs="Arial"/>
-        </w:rPr>
-        <w:t xml:space="preserve"> June 2026</w:t>
+        <w:t>07 September</w:t>
+      </w:r>
+      <w:r>
+        <w:rPr>
+          <w:rFonts w:ascii="Arial" w:hAnsi="Arial" w:cs="Arial"/>
+        </w:rPr>
+        <w:t xml:space="preserve"> 2026</w:t>
       </w:r>
     </w:p>
     <w:p>
@@ -94,6 +94,26 @@
         <w:rPr>
           <w:rFonts w:ascii="Arial" w:hAnsi="Arial" w:cs="Arial"/>
         </w:rPr>
+        <w:t>Re: Second revision of manuscript CONPHYS-2026-004.R1</w:t>
+      </w:r>
+    </w:p>
+    <w:p>
+      <w:pPr>
+        <w:rPr>
+          <w:rFonts w:ascii="Arial" w:hAnsi="Arial" w:cs="Arial"/>
+        </w:rPr>
+      </w:pPr>
+    </w:p>
+    <w:p>
+      <w:pPr>
+        <w:rPr>
+          <w:rFonts w:ascii="Arial" w:hAnsi="Arial" w:cs="Arial"/>
+        </w:rPr>
+      </w:pPr>
+      <w:r>
+        <w:rPr>
+          <w:rFonts w:ascii="Arial" w:hAnsi="Arial" w:cs="Arial"/>
+        </w:rPr>
         <w:t xml:space="preserve">Dear Dr. </w:t>
       </w:r>
       <w:r>
@@ -145,25 +165,7 @@
         <w:rPr>
           <w:rFonts w:ascii="Arial" w:hAnsi="Arial" w:cs="Arial"/>
         </w:rPr>
-        <w:t xml:space="preserve">We sincerely thank </w:t>
-      </w:r>
-      <w:r>
-        <w:rPr>
-          <w:rFonts w:ascii="Arial" w:hAnsi="Arial" w:cs="Arial"/>
-        </w:rPr>
-        <w:t>you all for your</w:t>
-      </w:r>
-      <w:r>
-        <w:rPr>
-          <w:rFonts w:ascii="Arial" w:hAnsi="Arial" w:cs="Arial"/>
-        </w:rPr>
-        <w:t xml:space="preserve"> thoughtful and constructive evaluations of our manuscript</w:t>
-      </w:r>
-      <w:r>
-        <w:rPr>
-          <w:rFonts w:ascii="Arial" w:hAnsi="Arial" w:cs="Arial"/>
-        </w:rPr>
-        <w:t xml:space="preserve"> titled “Xenobiotic Exposure May Confound Traditional Stress Biomarkers: Evaluating PFAS and Cadmium Effects on Largemouth Bass (</w:t>
+        <w:t>We sincerely thank you for your positive evaluations of our revised manuscript and for the opportunity to submit these revisions. Please find enclosed our updated manuscript, now titled “Xenobiotic Exposure May Confound Traditional Stress Biomarkers: Evaluating Perfluoropentanoic Acid and Cadmium Effects on Largemouth Bass (</w:t>
       </w:r>
       <w:r>
         <w:rPr>
@@ -177,7 +179,19 @@
         <w:rPr>
           <w:rFonts w:ascii="Arial" w:hAnsi="Arial" w:cs="Arial"/>
         </w:rPr>
-        <w:t xml:space="preserve">) Leukocyte Profiles” by Johnson </w:t>
+        <w:t>) Leukocyte Profiles,</w:t>
+      </w:r>
+      <w:r>
+        <w:rPr>
+          <w:rFonts w:ascii="Arial" w:hAnsi="Arial" w:cs="Arial"/>
+        </w:rPr>
+        <w:t>”</w:t>
+      </w:r>
+      <w:r>
+        <w:rPr>
+          <w:rFonts w:ascii="Arial" w:hAnsi="Arial" w:cs="Arial"/>
+        </w:rPr>
+        <w:t xml:space="preserve"> by Johnson et al., for consideration as a Research Article in </w:t>
       </w:r>
       <w:r>
         <w:rPr>
@@ -185,20 +199,6 @@
           <w:i/>
           <w:iCs/>
         </w:rPr>
-        <w:t>et al</w:t>
-      </w:r>
-      <w:r>
-        <w:rPr>
-          <w:rFonts w:ascii="Arial" w:hAnsi="Arial" w:cs="Arial"/>
-        </w:rPr>
-        <w:t xml:space="preserve">. for consideration as a Research Article in </w:t>
-      </w:r>
-      <w:r>
-        <w:rPr>
-          <w:rFonts w:ascii="Arial" w:hAnsi="Arial" w:cs="Arial"/>
-          <w:i/>
-          <w:iCs/>
-        </w:rPr>
         <w:t>Conservation Physiology</w:t>
       </w:r>
       <w:r>
@@ -207,95 +207,49 @@
         </w:rPr>
         <w:t>.</w:t>
       </w:r>
-      <w:r>
-        <w:rPr>
-          <w:rFonts w:ascii="Arial" w:hAnsi="Arial" w:cs="Arial"/>
-        </w:rPr>
-        <w:t xml:space="preserve"> We appreciate the recognition that the topic is timely and relevant to conservation physiology, and we agree that the original version required substantial revision to improve methodological clarity, statistical transparency, ecological framing, and interpretation.</w:t>
-      </w:r>
-    </w:p>
-    <w:p>
-      <w:pPr>
-        <w:rPr>
-          <w:rFonts w:ascii="Arial" w:hAnsi="Arial" w:cs="Arial"/>
-        </w:rPr>
-      </w:pPr>
-    </w:p>
-    <w:p>
-      <w:pPr>
-        <w:rPr>
-          <w:rFonts w:ascii="Arial" w:hAnsi="Arial" w:cs="Arial"/>
-        </w:rPr>
-      </w:pPr>
-      <w:r>
-        <w:rPr>
-          <w:rFonts w:ascii="Arial" w:hAnsi="Arial" w:cs="Arial"/>
-        </w:rPr>
-        <w:t xml:space="preserve">In response, we have </w:t>
-      </w:r>
-      <w:r>
-        <w:rPr>
-          <w:rFonts w:ascii="Arial" w:hAnsi="Arial" w:cs="Arial"/>
-        </w:rPr>
-        <w:t xml:space="preserve">extensively </w:t>
-      </w:r>
-      <w:r>
-        <w:rPr>
-          <w:rFonts w:ascii="Arial" w:hAnsi="Arial" w:cs="Arial"/>
-        </w:rPr>
-        <w:t>revised the manuscript. Major changes include: clarifying the experimental unit and repeated-measures structure; correcting and clarifying the neutrophil-to-lymphocyte ratio calculation; expanding methodological details on exposure preparation, water changes, salinity verification, feeding, and statistical modeling; adding sample-size information by treatment and sampling period; tempering statements that equated NLR directly with physiological stress; reframing the high-</w:t>
-      </w:r>
-      <w:proofErr w:type="spellStart"/>
-      <w:r>
-        <w:rPr>
-          <w:rFonts w:ascii="Arial" w:hAnsi="Arial" w:cs="Arial"/>
-        </w:rPr>
-        <w:t>PFPeA</w:t>
-      </w:r>
-      <w:proofErr w:type="spellEnd"/>
-      <w:r>
-        <w:rPr>
-          <w:rFonts w:ascii="Arial" w:hAnsi="Arial" w:cs="Arial"/>
-        </w:rPr>
-        <w:t xml:space="preserve"> treatment as a proof-of-concept toxicological exposure rather than </w:t>
-      </w:r>
-      <w:r>
-        <w:rPr>
-          <w:rFonts w:ascii="Arial" w:hAnsi="Arial" w:cs="Arial"/>
-        </w:rPr>
-        <w:t xml:space="preserve">eluding to </w:t>
-      </w:r>
-      <w:r>
-        <w:rPr>
-          <w:rFonts w:ascii="Arial" w:hAnsi="Arial" w:cs="Arial"/>
-        </w:rPr>
-        <w:t>an environmentally representative concentration; and expanding the Discussion to include plausible mechanistic pathways linking PFAS exposure, leukocyte dynamics, endocrine disruption, immune modulation, and altered stress physiology.</w:t>
-      </w:r>
-    </w:p>
-    <w:p>
-      <w:pPr>
-        <w:rPr>
-          <w:rFonts w:ascii="Arial" w:hAnsi="Arial" w:cs="Arial"/>
-        </w:rPr>
-      </w:pPr>
-    </w:p>
-    <w:p>
-      <w:pPr>
-        <w:rPr>
-          <w:rFonts w:ascii="Arial" w:hAnsi="Arial" w:cs="Arial"/>
-        </w:rPr>
-      </w:pPr>
-      <w:r>
-        <w:rPr>
-          <w:rFonts w:ascii="Arial" w:hAnsi="Arial" w:cs="Arial"/>
-        </w:rPr>
-        <w:t xml:space="preserve">We have also added a more explicit </w:t>
-      </w:r>
-      <w:r>
-        <w:rPr>
-          <w:rFonts w:ascii="Arial" w:hAnsi="Arial" w:cs="Arial"/>
-        </w:rPr>
-        <w:t>paragraph</w:t>
+    </w:p>
+    <w:p>
+      <w:pPr>
+        <w:rPr>
+          <w:rFonts w:ascii="Arial" w:hAnsi="Arial" w:cs="Arial"/>
+        </w:rPr>
+      </w:pPr>
+    </w:p>
+    <w:p>
+      <w:pPr>
+        <w:rPr>
+          <w:rFonts w:ascii="Arial" w:hAnsi="Arial" w:cs="Arial"/>
+        </w:rPr>
+      </w:pPr>
+      <w:r>
+        <w:rPr>
+          <w:rFonts w:ascii="Arial" w:hAnsi="Arial" w:cs="Arial"/>
+        </w:rPr>
+        <w:t>We appreciate the reviewers</w:t>
+      </w:r>
+      <w:r>
+        <w:rPr>
+          <w:rFonts w:ascii="Arial" w:hAnsi="Arial" w:cs="Arial"/>
+        </w:rPr>
+        <w:t>’</w:t>
+      </w:r>
+      <w:r>
+        <w:rPr>
+          <w:rFonts w:ascii="Arial" w:hAnsi="Arial" w:cs="Arial"/>
+        </w:rPr>
+        <w:t xml:space="preserve"> recognition that our previous revisions addressed their concerns and improved the manuscript</w:t>
+      </w:r>
+      <w:r>
+        <w:rPr>
+          <w:rFonts w:ascii="Arial" w:hAnsi="Arial" w:cs="Arial"/>
+        </w:rPr>
+        <w:t>’</w:t>
+      </w:r>
+      <w:r>
+        <w:rPr>
+          <w:rFonts w:ascii="Arial" w:hAnsi="Arial" w:cs="Arial"/>
+        </w:rPr>
+        <w:t>s clarity and scientific rigor. In response to the editorial comments in the decision dated 27 July 2026, we replaced the abbreviation in the title with the specific compound name, simplified the Lay Summary using white blood cell terminology and no abbreviations, expanded abbreviation definitions in table and figure legends, and reduced unnecessary abbreviations throughout the text. We also replaced references to weight with body mass while retaining the established fisheries metrics relative weight and standard weight, as explained in our point-by-point response.</w:t>
       </w:r>
       <w:r>
         <w:rPr>
@@ -307,127 +261,39 @@
         <w:rPr>
           <w:rFonts w:ascii="Arial" w:hAnsi="Arial" w:cs="Arial"/>
         </w:rPr>
-        <w:t>on limitations</w:t>
-      </w:r>
-      <w:r>
-        <w:rPr>
-          <w:rFonts w:ascii="Arial" w:hAnsi="Arial" w:cs="Arial"/>
-        </w:rPr>
-        <w:t xml:space="preserve"> to acknowledge the small sample size, </w:t>
-      </w:r>
-      <w:r>
-        <w:rPr>
-          <w:rFonts w:ascii="Arial" w:hAnsi="Arial" w:cs="Arial"/>
-        </w:rPr>
-        <w:t xml:space="preserve">the </w:t>
-      </w:r>
-      <w:r>
-        <w:rPr>
-          <w:rFonts w:ascii="Arial" w:hAnsi="Arial" w:cs="Arial"/>
-        </w:rPr>
-        <w:t xml:space="preserve">use of a single physiological endpoint, and </w:t>
-      </w:r>
-      <w:r>
-        <w:rPr>
-          <w:rFonts w:ascii="Arial" w:hAnsi="Arial" w:cs="Arial"/>
-        </w:rPr>
-        <w:t xml:space="preserve">the </w:t>
-      </w:r>
-      <w:r>
-        <w:rPr>
-          <w:rFonts w:ascii="Arial" w:hAnsi="Arial" w:cs="Arial"/>
-        </w:rPr>
-        <w:t>limited ecological realism of the high-</w:t>
-      </w:r>
-      <w:proofErr w:type="spellStart"/>
-      <w:r>
-        <w:rPr>
-          <w:rFonts w:ascii="Arial" w:hAnsi="Arial" w:cs="Arial"/>
-        </w:rPr>
-        <w:t>PFPeA</w:t>
-      </w:r>
-      <w:proofErr w:type="spellEnd"/>
-      <w:r>
-        <w:rPr>
-          <w:rFonts w:ascii="Arial" w:hAnsi="Arial" w:cs="Arial"/>
-        </w:rPr>
-        <w:t xml:space="preserve"> concentration. </w:t>
-      </w:r>
-      <w:r>
-        <w:rPr>
-          <w:rFonts w:ascii="Arial" w:hAnsi="Arial" w:cs="Arial"/>
-        </w:rPr>
-        <w:t>These revisions were made to ensure that the manuscript’s conclusions are appropriately cautious and consistent with the strength of the data.</w:t>
-      </w:r>
-    </w:p>
-    <w:p>
-      <w:pPr>
-        <w:rPr>
-          <w:rFonts w:ascii="Arial" w:hAnsi="Arial" w:cs="Arial"/>
-        </w:rPr>
-      </w:pPr>
-    </w:p>
-    <w:p>
-      <w:pPr>
-        <w:rPr>
-          <w:rFonts w:ascii="Arial" w:hAnsi="Arial" w:cs="Arial"/>
-        </w:rPr>
-      </w:pPr>
-      <w:r>
-        <w:rPr>
-          <w:rFonts w:ascii="Arial" w:hAnsi="Arial" w:cs="Arial"/>
-        </w:rPr>
-        <w:t>In the three attached documents</w:t>
-      </w:r>
-      <w:r>
-        <w:rPr>
-          <w:rFonts w:ascii="Arial" w:hAnsi="Arial" w:cs="Arial"/>
-        </w:rPr>
-        <w:t>, we provide a</w:t>
-      </w:r>
-      <w:r>
-        <w:rPr>
-          <w:rFonts w:ascii="Arial" w:hAnsi="Arial" w:cs="Arial"/>
-        </w:rPr>
-        <w:t xml:space="preserve"> (1)</w:t>
-      </w:r>
-      <w:r>
-        <w:rPr>
-          <w:rFonts w:ascii="Arial" w:hAnsi="Arial" w:cs="Arial"/>
-        </w:rPr>
-        <w:t xml:space="preserve"> point-by-point response to each comment</w:t>
-      </w:r>
-      <w:r>
-        <w:rPr>
-          <w:rFonts w:ascii="Arial" w:hAnsi="Arial" w:cs="Arial"/>
-        </w:rPr>
-        <w:t>, (2) the original manuscript with all changes tracked, and (3) the updated manuscript</w:t>
-      </w:r>
-      <w:r>
-        <w:rPr>
-          <w:rFonts w:ascii="Arial" w:hAnsi="Arial" w:cs="Arial"/>
-        </w:rPr>
-        <w:t xml:space="preserve">. </w:t>
-      </w:r>
-    </w:p>
-    <w:p>
-      <w:pPr>
-        <w:rPr>
-          <w:rFonts w:ascii="Arial" w:hAnsi="Arial" w:cs="Arial"/>
-        </w:rPr>
-      </w:pPr>
-    </w:p>
-    <w:p>
-      <w:pPr>
-        <w:rPr>
-          <w:rFonts w:ascii="Arial" w:hAnsi="Arial" w:cs="Arial"/>
-        </w:rPr>
-      </w:pPr>
-      <w:r>
-        <w:rPr>
-          <w:rFonts w:ascii="Arial" w:hAnsi="Arial" w:cs="Arial"/>
-        </w:rPr>
-        <w:t>Thank you again for your time and consideration. Please let me know if you need anything else from us at this time.</w:t>
+        <w:t>With this resubmission, we provide a point-by-point response to the editors and reviewers</w:t>
+      </w:r>
+      <w:r>
+        <w:rPr>
+          <w:rFonts w:ascii="Arial" w:hAnsi="Arial" w:cs="Arial"/>
+        </w:rPr>
+        <w:t>, along with</w:t>
+      </w:r>
+      <w:r>
+        <w:rPr>
+          <w:rFonts w:ascii="Arial" w:hAnsi="Arial" w:cs="Arial"/>
+        </w:rPr>
+        <w:t xml:space="preserve"> clean and tracked-changes versions of the revised manuscript.</w:t>
+      </w:r>
+    </w:p>
+    <w:p>
+      <w:pPr>
+        <w:rPr>
+          <w:rFonts w:ascii="Arial" w:hAnsi="Arial" w:cs="Arial"/>
+        </w:rPr>
+      </w:pPr>
+    </w:p>
+    <w:p>
+      <w:pPr>
+        <w:rPr>
+          <w:rFonts w:ascii="Arial" w:hAnsi="Arial" w:cs="Arial"/>
+        </w:rPr>
+      </w:pPr>
+      <w:r>
+        <w:rPr>
+          <w:rFonts w:ascii="Arial" w:hAnsi="Arial" w:cs="Arial"/>
+        </w:rPr>
+        <w:t>Thank you again for your time, constructive guidance, and consideration of our manuscript. We appreciate your support in improving this work and look forward to your decision.</w:t>
       </w:r>
     </w:p>
     <w:p>
